--- a/resources/a-level-economics-indirect-tax-sugary-drinks/A-Level-Economics-Indirect-Tax-Sugary-Drinks-Student.docx
+++ b/resources/a-level-economics-indirect-tax-sugary-drinks/A-Level-Economics-Indirect-Tax-Sugary-Drinks-Student.docx
@@ -48,13 +48,13 @@
         <w:tc>
           <w:tcPr>
             <w:tcW w:type="dxa" w:w="4061"/>
-            <w:shd w:fill="142D40"/>
             <w:tcBorders>
               <w:top w:val="single" w:sz="4" w:color="D9D9D9"/>
               <w:bottom w:val="single" w:sz="4" w:color="D9D9D9"/>
               <w:left w:val="single" w:sz="4" w:color="D9D9D9"/>
               <w:right w:val="single" w:sz="4" w:color="D9D9D9"/>
             </w:tcBorders>
+            <w:shd w:fill="142D40"/>
             <w:tcMar>
               <w:top w:w="85" w:type="dxa"/>
               <w:bottom w:w="85" w:type="dxa"/>
@@ -78,13 +78,13 @@
         <w:tc>
           <w:tcPr>
             <w:tcW w:type="dxa" w:w="3046"/>
-            <w:shd w:fill="142D40"/>
             <w:tcBorders>
               <w:top w:val="single" w:sz="4" w:color="D9D9D9"/>
               <w:bottom w:val="single" w:sz="4" w:color="D9D9D9"/>
               <w:left w:val="single" w:sz="4" w:color="D9D9D9"/>
               <w:right w:val="single" w:sz="4" w:color="D9D9D9"/>
             </w:tcBorders>
+            <w:shd w:fill="142D40"/>
             <w:tcMar>
               <w:top w:w="85" w:type="dxa"/>
               <w:bottom w:w="85" w:type="dxa"/>
@@ -109,13 +109,13 @@
         <w:tc>
           <w:tcPr>
             <w:tcW w:type="dxa" w:w="3046"/>
-            <w:shd w:fill="142D40"/>
             <w:tcBorders>
               <w:top w:val="single" w:sz="4" w:color="D9D9D9"/>
               <w:bottom w:val="single" w:sz="4" w:color="D9D9D9"/>
               <w:left w:val="single" w:sz="4" w:color="D9D9D9"/>
               <w:right w:val="single" w:sz="4" w:color="D9D9D9"/>
             </w:tcBorders>
+            <w:shd w:fill="142D40"/>
             <w:tcMar>
               <w:top w:w="85" w:type="dxa"/>
               <w:bottom w:w="85" w:type="dxa"/>
@@ -142,13 +142,13 @@
         <w:tc>
           <w:tcPr>
             <w:tcW w:type="dxa" w:w="4061"/>
-            <w:shd w:fill="FFFFFF"/>
             <w:tcBorders>
               <w:top w:val="single" w:sz="4" w:color="D9D9D9"/>
               <w:bottom w:val="single" w:sz="4" w:color="D9D9D9"/>
               <w:left w:val="single" w:sz="4" w:color="D9D9D9"/>
               <w:right w:val="single" w:sz="4" w:color="D9D9D9"/>
             </w:tcBorders>
+            <w:shd w:fill="FFFFFF"/>
             <w:tcMar>
               <w:top w:w="85" w:type="dxa"/>
               <w:bottom w:w="85" w:type="dxa"/>
@@ -173,13 +173,13 @@
         <w:tc>
           <w:tcPr>
             <w:tcW w:type="dxa" w:w="3046"/>
-            <w:shd w:fill="FFFFFF"/>
             <w:tcBorders>
               <w:top w:val="single" w:sz="4" w:color="D9D9D9"/>
               <w:bottom w:val="single" w:sz="4" w:color="D9D9D9"/>
               <w:left w:val="single" w:sz="4" w:color="D9D9D9"/>
               <w:right w:val="single" w:sz="4" w:color="D9D9D9"/>
             </w:tcBorders>
+            <w:shd w:fill="FFFFFF"/>
             <w:tcMar>
               <w:top w:w="85" w:type="dxa"/>
               <w:bottom w:w="85" w:type="dxa"/>
@@ -204,13 +204,13 @@
         <w:tc>
           <w:tcPr>
             <w:tcW w:type="dxa" w:w="3046"/>
-            <w:shd w:fill="FFFFFF"/>
             <w:tcBorders>
               <w:top w:val="single" w:sz="4" w:color="D9D9D9"/>
               <w:bottom w:val="single" w:sz="4" w:color="D9D9D9"/>
               <w:left w:val="single" w:sz="4" w:color="D9D9D9"/>
               <w:right w:val="single" w:sz="4" w:color="D9D9D9"/>
             </w:tcBorders>
+            <w:shd w:fill="FFFFFF"/>
             <w:tcMar>
               <w:top w:w="85" w:type="dxa"/>
               <w:bottom w:w="85" w:type="dxa"/>
@@ -237,13 +237,13 @@
         <w:tc>
           <w:tcPr>
             <w:tcW w:type="dxa" w:w="4061"/>
-            <w:shd w:fill="F1F5F7"/>
             <w:tcBorders>
               <w:top w:val="single" w:sz="4" w:color="D9D9D9"/>
               <w:bottom w:val="single" w:sz="4" w:color="D9D9D9"/>
               <w:left w:val="single" w:sz="4" w:color="D9D9D9"/>
               <w:right w:val="single" w:sz="4" w:color="D9D9D9"/>
             </w:tcBorders>
+            <w:shd w:fill="F1F5F7"/>
             <w:tcMar>
               <w:top w:w="85" w:type="dxa"/>
               <w:bottom w:w="85" w:type="dxa"/>
@@ -268,13 +268,13 @@
         <w:tc>
           <w:tcPr>
             <w:tcW w:type="dxa" w:w="3046"/>
-            <w:shd w:fill="F1F5F7"/>
             <w:tcBorders>
               <w:top w:val="single" w:sz="4" w:color="D9D9D9"/>
               <w:bottom w:val="single" w:sz="4" w:color="D9D9D9"/>
               <w:left w:val="single" w:sz="4" w:color="D9D9D9"/>
               <w:right w:val="single" w:sz="4" w:color="D9D9D9"/>
             </w:tcBorders>
+            <w:shd w:fill="F1F5F7"/>
             <w:tcMar>
               <w:top w:w="85" w:type="dxa"/>
               <w:bottom w:w="85" w:type="dxa"/>
@@ -299,13 +299,13 @@
         <w:tc>
           <w:tcPr>
             <w:tcW w:type="dxa" w:w="3046"/>
-            <w:shd w:fill="F1F5F7"/>
             <w:tcBorders>
               <w:top w:val="single" w:sz="4" w:color="D9D9D9"/>
               <w:bottom w:val="single" w:sz="4" w:color="D9D9D9"/>
               <w:left w:val="single" w:sz="4" w:color="D9D9D9"/>
               <w:right w:val="single" w:sz="4" w:color="D9D9D9"/>
             </w:tcBorders>
+            <w:shd w:fill="F1F5F7"/>
             <w:tcMar>
               <w:top w:w="85" w:type="dxa"/>
               <w:bottom w:w="85" w:type="dxa"/>
@@ -332,13 +332,13 @@
         <w:tc>
           <w:tcPr>
             <w:tcW w:type="dxa" w:w="4061"/>
-            <w:shd w:fill="FFFFFF"/>
             <w:tcBorders>
               <w:top w:val="single" w:sz="4" w:color="D9D9D9"/>
               <w:bottom w:val="single" w:sz="4" w:color="D9D9D9"/>
               <w:left w:val="single" w:sz="4" w:color="D9D9D9"/>
               <w:right w:val="single" w:sz="4" w:color="D9D9D9"/>
             </w:tcBorders>
+            <w:shd w:fill="FFFFFF"/>
             <w:tcMar>
               <w:top w:w="85" w:type="dxa"/>
               <w:bottom w:w="85" w:type="dxa"/>
@@ -363,13 +363,13 @@
         <w:tc>
           <w:tcPr>
             <w:tcW w:type="dxa" w:w="3046"/>
-            <w:shd w:fill="FFFFFF"/>
             <w:tcBorders>
               <w:top w:val="single" w:sz="4" w:color="D9D9D9"/>
               <w:bottom w:val="single" w:sz="4" w:color="D9D9D9"/>
               <w:left w:val="single" w:sz="4" w:color="D9D9D9"/>
               <w:right w:val="single" w:sz="4" w:color="D9D9D9"/>
             </w:tcBorders>
+            <w:shd w:fill="FFFFFF"/>
             <w:tcMar>
               <w:top w:w="85" w:type="dxa"/>
               <w:bottom w:w="85" w:type="dxa"/>
@@ -394,13 +394,13 @@
         <w:tc>
           <w:tcPr>
             <w:tcW w:type="dxa" w:w="3046"/>
-            <w:shd w:fill="FFFFFF"/>
             <w:tcBorders>
               <w:top w:val="single" w:sz="4" w:color="D9D9D9"/>
               <w:bottom w:val="single" w:sz="4" w:color="D9D9D9"/>
               <w:left w:val="single" w:sz="4" w:color="D9D9D9"/>
               <w:right w:val="single" w:sz="4" w:color="D9D9D9"/>
             </w:tcBorders>
+            <w:shd w:fill="FFFFFF"/>
             <w:tcMar>
               <w:top w:w="85" w:type="dxa"/>
               <w:bottom w:w="85" w:type="dxa"/>
@@ -451,13 +451,13 @@
         <w:tc>
           <w:tcPr>
             <w:tcW w:type="dxa" w:w="7512"/>
-            <w:shd w:fill="142D40"/>
             <w:tcBorders>
               <w:top w:val="single" w:sz="4" w:color="D9D9D9"/>
               <w:bottom w:val="single" w:sz="4" w:color="D9D9D9"/>
               <w:left w:val="single" w:sz="4" w:color="D9D9D9"/>
               <w:right w:val="single" w:sz="4" w:color="D9D9D9"/>
             </w:tcBorders>
+            <w:shd w:fill="142D40"/>
             <w:tcMar>
               <w:top w:w="85" w:type="dxa"/>
               <w:bottom w:w="85" w:type="dxa"/>
@@ -482,13 +482,13 @@
         <w:tc>
           <w:tcPr>
             <w:tcW w:type="dxa" w:w="2640"/>
-            <w:shd w:fill="142D40"/>
             <w:tcBorders>
               <w:top w:val="single" w:sz="4" w:color="D9D9D9"/>
               <w:bottom w:val="single" w:sz="4" w:color="D9D9D9"/>
               <w:left w:val="single" w:sz="4" w:color="D9D9D9"/>
               <w:right w:val="single" w:sz="4" w:color="D9D9D9"/>
             </w:tcBorders>
+            <w:shd w:fill="142D40"/>
             <w:tcMar>
               <w:top w:w="85" w:type="dxa"/>
               <w:bottom w:w="85" w:type="dxa"/>
@@ -515,13 +515,13 @@
         <w:tc>
           <w:tcPr>
             <w:tcW w:type="dxa" w:w="7512"/>
-            <w:shd w:fill="FFFFFF"/>
             <w:tcBorders>
               <w:top w:val="single" w:sz="4" w:color="D9D9D9"/>
               <w:bottom w:val="single" w:sz="4" w:color="D9D9D9"/>
               <w:left w:val="single" w:sz="4" w:color="D9D9D9"/>
               <w:right w:val="single" w:sz="4" w:color="D9D9D9"/>
             </w:tcBorders>
+            <w:shd w:fill="FFFFFF"/>
             <w:tcMar>
               <w:top w:w="85" w:type="dxa"/>
               <w:bottom w:w="85" w:type="dxa"/>
@@ -546,13 +546,13 @@
         <w:tc>
           <w:tcPr>
             <w:tcW w:type="dxa" w:w="2640"/>
-            <w:shd w:fill="FFFFFF"/>
             <w:tcBorders>
               <w:top w:val="single" w:sz="4" w:color="D9D9D9"/>
               <w:bottom w:val="single" w:sz="4" w:color="D9D9D9"/>
               <w:left w:val="single" w:sz="4" w:color="D9D9D9"/>
               <w:right w:val="single" w:sz="4" w:color="D9D9D9"/>
             </w:tcBorders>
+            <w:shd w:fill="FFFFFF"/>
             <w:tcMar>
               <w:top w:w="85" w:type="dxa"/>
               <w:bottom w:w="85" w:type="dxa"/>
@@ -578,13 +578,13 @@
         <w:tc>
           <w:tcPr>
             <w:tcW w:type="dxa" w:w="7512"/>
-            <w:shd w:fill="F1F5F7"/>
             <w:tcBorders>
               <w:top w:val="single" w:sz="4" w:color="D9D9D9"/>
               <w:bottom w:val="single" w:sz="4" w:color="D9D9D9"/>
               <w:left w:val="single" w:sz="4" w:color="D9D9D9"/>
               <w:right w:val="single" w:sz="4" w:color="D9D9D9"/>
             </w:tcBorders>
+            <w:shd w:fill="F1F5F7"/>
             <w:tcMar>
               <w:top w:w="85" w:type="dxa"/>
               <w:bottom w:w="85" w:type="dxa"/>
@@ -609,13 +609,13 @@
         <w:tc>
           <w:tcPr>
             <w:tcW w:type="dxa" w:w="2640"/>
-            <w:shd w:fill="F1F5F7"/>
             <w:tcBorders>
               <w:top w:val="single" w:sz="4" w:color="D9D9D9"/>
               <w:bottom w:val="single" w:sz="4" w:color="D9D9D9"/>
               <w:left w:val="single" w:sz="4" w:color="D9D9D9"/>
               <w:right w:val="single" w:sz="4" w:color="D9D9D9"/>
             </w:tcBorders>
+            <w:shd w:fill="F1F5F7"/>
             <w:tcMar>
               <w:top w:w="85" w:type="dxa"/>
               <w:bottom w:w="85" w:type="dxa"/>
@@ -641,13 +641,13 @@
         <w:tc>
           <w:tcPr>
             <w:tcW w:type="dxa" w:w="7512"/>
-            <w:shd w:fill="FFFFFF"/>
             <w:tcBorders>
               <w:top w:val="single" w:sz="4" w:color="D9D9D9"/>
               <w:bottom w:val="single" w:sz="4" w:color="D9D9D9"/>
               <w:left w:val="single" w:sz="4" w:color="D9D9D9"/>
               <w:right w:val="single" w:sz="4" w:color="D9D9D9"/>
             </w:tcBorders>
+            <w:shd w:fill="FFFFFF"/>
             <w:tcMar>
               <w:top w:w="85" w:type="dxa"/>
               <w:bottom w:w="85" w:type="dxa"/>
@@ -672,13 +672,13 @@
         <w:tc>
           <w:tcPr>
             <w:tcW w:type="dxa" w:w="2640"/>
-            <w:shd w:fill="FFFFFF"/>
             <w:tcBorders>
               <w:top w:val="single" w:sz="4" w:color="D9D9D9"/>
               <w:bottom w:val="single" w:sz="4" w:color="D9D9D9"/>
               <w:left w:val="single" w:sz="4" w:color="D9D9D9"/>
               <w:right w:val="single" w:sz="4" w:color="D9D9D9"/>
             </w:tcBorders>
+            <w:shd w:fill="FFFFFF"/>
             <w:tcMar>
               <w:top w:w="85" w:type="dxa"/>
               <w:bottom w:w="85" w:type="dxa"/>

--- a/resources/a-level-economics-indirect-tax-sugary-drinks/A-Level-Economics-Indirect-Tax-Sugary-Drinks-Student.docx
+++ b/resources/a-level-economics-indirect-tax-sugary-drinks/A-Level-Economics-Indirect-Tax-Sugary-Drinks-Student.docx
@@ -50,15 +50,15 @@
             <w:tcW w:type="dxa" w:w="4061"/>
             <w:tcBorders>
               <w:top w:val="single" w:sz="4" w:color="D9D9D9"/>
+              <w:left w:val="single" w:sz="4" w:color="D9D9D9"/>
               <w:bottom w:val="single" w:sz="4" w:color="D9D9D9"/>
-              <w:left w:val="single" w:sz="4" w:color="D9D9D9"/>
               <w:right w:val="single" w:sz="4" w:color="D9D9D9"/>
             </w:tcBorders>
             <w:shd w:fill="142D40"/>
             <w:tcMar>
               <w:top w:w="85" w:type="dxa"/>
+              <w:left w:w="85" w:type="dxa"/>
               <w:bottom w:w="85" w:type="dxa"/>
-              <w:left w:w="85" w:type="dxa"/>
               <w:right w:w="85" w:type="dxa"/>
             </w:tcMar>
           </w:tcPr>
@@ -80,15 +80,15 @@
             <w:tcW w:type="dxa" w:w="3046"/>
             <w:tcBorders>
               <w:top w:val="single" w:sz="4" w:color="D9D9D9"/>
+              <w:left w:val="single" w:sz="4" w:color="D9D9D9"/>
               <w:bottom w:val="single" w:sz="4" w:color="D9D9D9"/>
-              <w:left w:val="single" w:sz="4" w:color="D9D9D9"/>
               <w:right w:val="single" w:sz="4" w:color="D9D9D9"/>
             </w:tcBorders>
             <w:shd w:fill="142D40"/>
             <w:tcMar>
               <w:top w:w="85" w:type="dxa"/>
+              <w:left w:w="85" w:type="dxa"/>
               <w:bottom w:w="85" w:type="dxa"/>
-              <w:left w:w="85" w:type="dxa"/>
               <w:right w:w="85" w:type="dxa"/>
             </w:tcMar>
           </w:tcPr>
@@ -111,15 +111,15 @@
             <w:tcW w:type="dxa" w:w="3046"/>
             <w:tcBorders>
               <w:top w:val="single" w:sz="4" w:color="D9D9D9"/>
+              <w:left w:val="single" w:sz="4" w:color="D9D9D9"/>
               <w:bottom w:val="single" w:sz="4" w:color="D9D9D9"/>
-              <w:left w:val="single" w:sz="4" w:color="D9D9D9"/>
               <w:right w:val="single" w:sz="4" w:color="D9D9D9"/>
             </w:tcBorders>
             <w:shd w:fill="142D40"/>
             <w:tcMar>
               <w:top w:w="85" w:type="dxa"/>
+              <w:left w:w="85" w:type="dxa"/>
               <w:bottom w:w="85" w:type="dxa"/>
-              <w:left w:w="85" w:type="dxa"/>
               <w:right w:w="85" w:type="dxa"/>
             </w:tcMar>
           </w:tcPr>
@@ -144,15 +144,15 @@
             <w:tcW w:type="dxa" w:w="4061"/>
             <w:tcBorders>
               <w:top w:val="single" w:sz="4" w:color="D9D9D9"/>
+              <w:left w:val="single" w:sz="4" w:color="D9D9D9"/>
               <w:bottom w:val="single" w:sz="4" w:color="D9D9D9"/>
-              <w:left w:val="single" w:sz="4" w:color="D9D9D9"/>
               <w:right w:val="single" w:sz="4" w:color="D9D9D9"/>
             </w:tcBorders>
             <w:shd w:fill="FFFFFF"/>
             <w:tcMar>
               <w:top w:w="85" w:type="dxa"/>
+              <w:left w:w="85" w:type="dxa"/>
               <w:bottom w:w="85" w:type="dxa"/>
-              <w:left w:w="85" w:type="dxa"/>
               <w:right w:w="85" w:type="dxa"/>
             </w:tcMar>
           </w:tcPr>
@@ -175,15 +175,15 @@
             <w:tcW w:type="dxa" w:w="3046"/>
             <w:tcBorders>
               <w:top w:val="single" w:sz="4" w:color="D9D9D9"/>
+              <w:left w:val="single" w:sz="4" w:color="D9D9D9"/>
               <w:bottom w:val="single" w:sz="4" w:color="D9D9D9"/>
-              <w:left w:val="single" w:sz="4" w:color="D9D9D9"/>
               <w:right w:val="single" w:sz="4" w:color="D9D9D9"/>
             </w:tcBorders>
             <w:shd w:fill="FFFFFF"/>
             <w:tcMar>
               <w:top w:w="85" w:type="dxa"/>
+              <w:left w:w="85" w:type="dxa"/>
               <w:bottom w:w="85" w:type="dxa"/>
-              <w:left w:w="85" w:type="dxa"/>
               <w:right w:w="85" w:type="dxa"/>
             </w:tcMar>
           </w:tcPr>
@@ -206,15 +206,15 @@
             <w:tcW w:type="dxa" w:w="3046"/>
             <w:tcBorders>
               <w:top w:val="single" w:sz="4" w:color="D9D9D9"/>
+              <w:left w:val="single" w:sz="4" w:color="D9D9D9"/>
               <w:bottom w:val="single" w:sz="4" w:color="D9D9D9"/>
-              <w:left w:val="single" w:sz="4" w:color="D9D9D9"/>
               <w:right w:val="single" w:sz="4" w:color="D9D9D9"/>
             </w:tcBorders>
             <w:shd w:fill="FFFFFF"/>
             <w:tcMar>
               <w:top w:w="85" w:type="dxa"/>
+              <w:left w:w="85" w:type="dxa"/>
               <w:bottom w:w="85" w:type="dxa"/>
-              <w:left w:w="85" w:type="dxa"/>
               <w:right w:w="85" w:type="dxa"/>
             </w:tcMar>
           </w:tcPr>
@@ -239,15 +239,15 @@
             <w:tcW w:type="dxa" w:w="4061"/>
             <w:tcBorders>
               <w:top w:val="single" w:sz="4" w:color="D9D9D9"/>
+              <w:left w:val="single" w:sz="4" w:color="D9D9D9"/>
               <w:bottom w:val="single" w:sz="4" w:color="D9D9D9"/>
-              <w:left w:val="single" w:sz="4" w:color="D9D9D9"/>
               <w:right w:val="single" w:sz="4" w:color="D9D9D9"/>
             </w:tcBorders>
             <w:shd w:fill="F1F5F7"/>
             <w:tcMar>
               <w:top w:w="85" w:type="dxa"/>
+              <w:left w:w="85" w:type="dxa"/>
               <w:bottom w:w="85" w:type="dxa"/>
-              <w:left w:w="85" w:type="dxa"/>
               <w:right w:w="85" w:type="dxa"/>
             </w:tcMar>
           </w:tcPr>
@@ -270,15 +270,15 @@
             <w:tcW w:type="dxa" w:w="3046"/>
             <w:tcBorders>
               <w:top w:val="single" w:sz="4" w:color="D9D9D9"/>
+              <w:left w:val="single" w:sz="4" w:color="D9D9D9"/>
               <w:bottom w:val="single" w:sz="4" w:color="D9D9D9"/>
-              <w:left w:val="single" w:sz="4" w:color="D9D9D9"/>
               <w:right w:val="single" w:sz="4" w:color="D9D9D9"/>
             </w:tcBorders>
             <w:shd w:fill="F1F5F7"/>
             <w:tcMar>
               <w:top w:w="85" w:type="dxa"/>
+              <w:left w:w="85" w:type="dxa"/>
               <w:bottom w:w="85" w:type="dxa"/>
-              <w:left w:w="85" w:type="dxa"/>
               <w:right w:w="85" w:type="dxa"/>
             </w:tcMar>
           </w:tcPr>
@@ -301,15 +301,15 @@
             <w:tcW w:type="dxa" w:w="3046"/>
             <w:tcBorders>
               <w:top w:val="single" w:sz="4" w:color="D9D9D9"/>
+              <w:left w:val="single" w:sz="4" w:color="D9D9D9"/>
               <w:bottom w:val="single" w:sz="4" w:color="D9D9D9"/>
-              <w:left w:val="single" w:sz="4" w:color="D9D9D9"/>
               <w:right w:val="single" w:sz="4" w:color="D9D9D9"/>
             </w:tcBorders>
             <w:shd w:fill="F1F5F7"/>
             <w:tcMar>
               <w:top w:w="85" w:type="dxa"/>
+              <w:left w:w="85" w:type="dxa"/>
               <w:bottom w:w="85" w:type="dxa"/>
-              <w:left w:w="85" w:type="dxa"/>
               <w:right w:w="85" w:type="dxa"/>
             </w:tcMar>
           </w:tcPr>
@@ -334,15 +334,15 @@
             <w:tcW w:type="dxa" w:w="4061"/>
             <w:tcBorders>
               <w:top w:val="single" w:sz="4" w:color="D9D9D9"/>
+              <w:left w:val="single" w:sz="4" w:color="D9D9D9"/>
               <w:bottom w:val="single" w:sz="4" w:color="D9D9D9"/>
-              <w:left w:val="single" w:sz="4" w:color="D9D9D9"/>
               <w:right w:val="single" w:sz="4" w:color="D9D9D9"/>
             </w:tcBorders>
             <w:shd w:fill="FFFFFF"/>
             <w:tcMar>
               <w:top w:w="85" w:type="dxa"/>
+              <w:left w:w="85" w:type="dxa"/>
               <w:bottom w:w="85" w:type="dxa"/>
-              <w:left w:w="85" w:type="dxa"/>
               <w:right w:w="85" w:type="dxa"/>
             </w:tcMar>
           </w:tcPr>
@@ -365,15 +365,15 @@
             <w:tcW w:type="dxa" w:w="3046"/>
             <w:tcBorders>
               <w:top w:val="single" w:sz="4" w:color="D9D9D9"/>
+              <w:left w:val="single" w:sz="4" w:color="D9D9D9"/>
               <w:bottom w:val="single" w:sz="4" w:color="D9D9D9"/>
-              <w:left w:val="single" w:sz="4" w:color="D9D9D9"/>
               <w:right w:val="single" w:sz="4" w:color="D9D9D9"/>
             </w:tcBorders>
             <w:shd w:fill="FFFFFF"/>
             <w:tcMar>
               <w:top w:w="85" w:type="dxa"/>
+              <w:left w:w="85" w:type="dxa"/>
               <w:bottom w:w="85" w:type="dxa"/>
-              <w:left w:w="85" w:type="dxa"/>
               <w:right w:w="85" w:type="dxa"/>
             </w:tcMar>
           </w:tcPr>
@@ -396,15 +396,15 @@
             <w:tcW w:type="dxa" w:w="3046"/>
             <w:tcBorders>
               <w:top w:val="single" w:sz="4" w:color="D9D9D9"/>
+              <w:left w:val="single" w:sz="4" w:color="D9D9D9"/>
               <w:bottom w:val="single" w:sz="4" w:color="D9D9D9"/>
-              <w:left w:val="single" w:sz="4" w:color="D9D9D9"/>
               <w:right w:val="single" w:sz="4" w:color="D9D9D9"/>
             </w:tcBorders>
             <w:shd w:fill="FFFFFF"/>
             <w:tcMar>
               <w:top w:w="85" w:type="dxa"/>
+              <w:left w:w="85" w:type="dxa"/>
               <w:bottom w:w="85" w:type="dxa"/>
-              <w:left w:w="85" w:type="dxa"/>
               <w:right w:w="85" w:type="dxa"/>
             </w:tcMar>
           </w:tcPr>
@@ -453,15 +453,15 @@
             <w:tcW w:type="dxa" w:w="7512"/>
             <w:tcBorders>
               <w:top w:val="single" w:sz="4" w:color="D9D9D9"/>
+              <w:left w:val="single" w:sz="4" w:color="D9D9D9"/>
               <w:bottom w:val="single" w:sz="4" w:color="D9D9D9"/>
-              <w:left w:val="single" w:sz="4" w:color="D9D9D9"/>
               <w:right w:val="single" w:sz="4" w:color="D9D9D9"/>
             </w:tcBorders>
             <w:shd w:fill="142D40"/>
             <w:tcMar>
               <w:top w:w="85" w:type="dxa"/>
+              <w:left w:w="85" w:type="dxa"/>
               <w:bottom w:w="85" w:type="dxa"/>
-              <w:left w:w="85" w:type="dxa"/>
               <w:right w:w="85" w:type="dxa"/>
             </w:tcMar>
           </w:tcPr>
@@ -484,15 +484,15 @@
             <w:tcW w:type="dxa" w:w="2640"/>
             <w:tcBorders>
               <w:top w:val="single" w:sz="4" w:color="D9D9D9"/>
+              <w:left w:val="single" w:sz="4" w:color="D9D9D9"/>
               <w:bottom w:val="single" w:sz="4" w:color="D9D9D9"/>
-              <w:left w:val="single" w:sz="4" w:color="D9D9D9"/>
               <w:right w:val="single" w:sz="4" w:color="D9D9D9"/>
             </w:tcBorders>
             <w:shd w:fill="142D40"/>
             <w:tcMar>
               <w:top w:w="85" w:type="dxa"/>
+              <w:left w:w="85" w:type="dxa"/>
               <w:bottom w:w="85" w:type="dxa"/>
-              <w:left w:w="85" w:type="dxa"/>
               <w:right w:w="85" w:type="dxa"/>
             </w:tcMar>
           </w:tcPr>
@@ -517,15 +517,15 @@
             <w:tcW w:type="dxa" w:w="7512"/>
             <w:tcBorders>
               <w:top w:val="single" w:sz="4" w:color="D9D9D9"/>
+              <w:left w:val="single" w:sz="4" w:color="D9D9D9"/>
               <w:bottom w:val="single" w:sz="4" w:color="D9D9D9"/>
-              <w:left w:val="single" w:sz="4" w:color="D9D9D9"/>
               <w:right w:val="single" w:sz="4" w:color="D9D9D9"/>
             </w:tcBorders>
             <w:shd w:fill="FFFFFF"/>
             <w:tcMar>
               <w:top w:w="85" w:type="dxa"/>
+              <w:left w:w="85" w:type="dxa"/>
               <w:bottom w:w="85" w:type="dxa"/>
-              <w:left w:w="85" w:type="dxa"/>
               <w:right w:w="85" w:type="dxa"/>
             </w:tcMar>
           </w:tcPr>
@@ -548,15 +548,15 @@
             <w:tcW w:type="dxa" w:w="2640"/>
             <w:tcBorders>
               <w:top w:val="single" w:sz="4" w:color="D9D9D9"/>
+              <w:left w:val="single" w:sz="4" w:color="D9D9D9"/>
               <w:bottom w:val="single" w:sz="4" w:color="D9D9D9"/>
-              <w:left w:val="single" w:sz="4" w:color="D9D9D9"/>
               <w:right w:val="single" w:sz="4" w:color="D9D9D9"/>
             </w:tcBorders>
             <w:shd w:fill="FFFFFF"/>
             <w:tcMar>
               <w:top w:w="85" w:type="dxa"/>
+              <w:left w:w="85" w:type="dxa"/>
               <w:bottom w:w="85" w:type="dxa"/>
-              <w:left w:w="85" w:type="dxa"/>
               <w:right w:w="85" w:type="dxa"/>
             </w:tcMar>
           </w:tcPr>
@@ -580,15 +580,15 @@
             <w:tcW w:type="dxa" w:w="7512"/>
             <w:tcBorders>
               <w:top w:val="single" w:sz="4" w:color="D9D9D9"/>
+              <w:left w:val="single" w:sz="4" w:color="D9D9D9"/>
               <w:bottom w:val="single" w:sz="4" w:color="D9D9D9"/>
-              <w:left w:val="single" w:sz="4" w:color="D9D9D9"/>
               <w:right w:val="single" w:sz="4" w:color="D9D9D9"/>
             </w:tcBorders>
             <w:shd w:fill="F1F5F7"/>
             <w:tcMar>
               <w:top w:w="85" w:type="dxa"/>
+              <w:left w:w="85" w:type="dxa"/>
               <w:bottom w:w="85" w:type="dxa"/>
-              <w:left w:w="85" w:type="dxa"/>
               <w:right w:w="85" w:type="dxa"/>
             </w:tcMar>
           </w:tcPr>
@@ -611,15 +611,15 @@
             <w:tcW w:type="dxa" w:w="2640"/>
             <w:tcBorders>
               <w:top w:val="single" w:sz="4" w:color="D9D9D9"/>
+              <w:left w:val="single" w:sz="4" w:color="D9D9D9"/>
               <w:bottom w:val="single" w:sz="4" w:color="D9D9D9"/>
-              <w:left w:val="single" w:sz="4" w:color="D9D9D9"/>
               <w:right w:val="single" w:sz="4" w:color="D9D9D9"/>
             </w:tcBorders>
             <w:shd w:fill="F1F5F7"/>
             <w:tcMar>
               <w:top w:w="85" w:type="dxa"/>
+              <w:left w:w="85" w:type="dxa"/>
               <w:bottom w:w="85" w:type="dxa"/>
-              <w:left w:w="85" w:type="dxa"/>
               <w:right w:w="85" w:type="dxa"/>
             </w:tcMar>
           </w:tcPr>
@@ -643,15 +643,15 @@
             <w:tcW w:type="dxa" w:w="7512"/>
             <w:tcBorders>
               <w:top w:val="single" w:sz="4" w:color="D9D9D9"/>
+              <w:left w:val="single" w:sz="4" w:color="D9D9D9"/>
               <w:bottom w:val="single" w:sz="4" w:color="D9D9D9"/>
-              <w:left w:val="single" w:sz="4" w:color="D9D9D9"/>
               <w:right w:val="single" w:sz="4" w:color="D9D9D9"/>
             </w:tcBorders>
             <w:shd w:fill="FFFFFF"/>
             <w:tcMar>
               <w:top w:w="85" w:type="dxa"/>
+              <w:left w:w="85" w:type="dxa"/>
               <w:bottom w:w="85" w:type="dxa"/>
-              <w:left w:w="85" w:type="dxa"/>
               <w:right w:w="85" w:type="dxa"/>
             </w:tcMar>
           </w:tcPr>
@@ -674,15 +674,15 @@
             <w:tcW w:type="dxa" w:w="2640"/>
             <w:tcBorders>
               <w:top w:val="single" w:sz="4" w:color="D9D9D9"/>
+              <w:left w:val="single" w:sz="4" w:color="D9D9D9"/>
               <w:bottom w:val="single" w:sz="4" w:color="D9D9D9"/>
-              <w:left w:val="single" w:sz="4" w:color="D9D9D9"/>
               <w:right w:val="single" w:sz="4" w:color="D9D9D9"/>
             </w:tcBorders>
             <w:shd w:fill="FFFFFF"/>
             <w:tcMar>
               <w:top w:w="85" w:type="dxa"/>
+              <w:left w:w="85" w:type="dxa"/>
               <w:bottom w:w="85" w:type="dxa"/>
-              <w:left w:w="85" w:type="dxa"/>
               <w:right w:w="85" w:type="dxa"/>
             </w:tcMar>
           </w:tcPr>
